--- a/weekly_reports/W03_需求规格.docx
+++ b/weekly_reports/W03_需求规格.docx
@@ -860,6 +860,23 @@
           <w:u w:val="none"/>
         </w:rPr>
         <w:t>Submitted by: [TBD]  Date: 2026-11-01  Version: v1.0</w:t>
+      </w:r>
+    </w:p>
+    <w:p>
+      <w:pPr>
+        <w:spacing w:after="120"/>
+        <w:rPr>
+          <w:rFonts w:ascii="Times New Roman" w:eastAsia="华文楷体" w:hAnsi="Times New Roman" w:cs="Times New Roman"/>
+          <w:i/>
+          <w:lang w:eastAsia="zh-CN"/>
+        </w:rPr>
+      </w:pPr>
+      <w:r>
+        <w:rPr>
+          <w:rFonts w:ascii="Times New Roman" w:hAnsi="Times New Roman"/>
+          <w:u w:val="none"/>
+        </w:rPr>
+        <w:t xml:space="preserve">候选技术路线（待评估，未定稿）：团队正评估以 YOLO（摄像头视觉车辆占用检测）与 STM32（主控）作为候选方案，YOLO 可独立检测车位占用或与地磁/超声波互补，STM32 可替代或配合 ESP32 承担采集与控制；是否采纳及最终架构待评审后确定，本报告其余内容暂以“地磁＋超声波＋ESP32＋MQTT”为基线。</w:t>
       </w:r>
     </w:p>
     <w:p>

--- a/weekly_reports/W03_需求规格.docx
+++ b/weekly_reports/W03_需求规格.docx
@@ -876,7 +876,7 @@
           <w:rFonts w:ascii="Times New Roman" w:hAnsi="Times New Roman"/>
           <w:u w:val="none"/>
         </w:rPr>
-        <w:t xml:space="preserve">候选技术路线（待评估，未定稿）：团队正评估以 YOLO（摄像头视觉车辆占用检测）与 STM32（主控）作为候选方案，YOLO 可独立检测车位占用或与地磁/超声波互补，STM32 可替代或配合 ESP32 承担采集与控制；是否采纳及最终架构待评审后确定，本报告其余内容暂以“地磁＋超声波＋ESP32＋MQTT”为基线。</w:t>
+        <w:t xml:space="preserve">技术路线（已确定）：团队确定以 YOLO（摄像头视觉车辆占用检测，配置为不识别车辆身份）作为车位占用检测主路线，STM32 作为主控（外接 Wi-Fi 模块接入 MQTT），地磁＋超声波双传感器作为低成本互补校验；数据经 MQTT → SQLite → Web Dashboard 发布。</w:t>
       </w:r>
     </w:p>
     <w:p>
@@ -1225,7 +1225,7 @@
               <w:rPr>
                 <w:u w:val="none"/>
               </w:rPr>
-              <w:t>系统应在地磁与超声波输入正常时，判断单个车位为“占用”或“空闲”并输出该状态</w:t>
+              <w:t>系统应在摄像头视觉（YOLO）输入正常（辅以地磁/超声波校验）时，判断单个车位为“占用”或“空闲”并输出该状态</w:t>
             </w:r>
           </w:p>
         </w:tc>
@@ -2372,7 +2372,7 @@
               <w:rPr>
                 <w:u w:val="none"/>
               </w:rPr>
-              <w:t>无摄像头、无PII字段；数据字典不含身份字段；代码审查</w:t>
+              <w:t>摄像头仅输出占用/空闲、不识别车牌与身份；无PII字段；数据字典不含身份字段；代码审查</w:t>
             </w:r>
           </w:p>
         </w:tc>
@@ -3156,7 +3156,7 @@
           <w:rFonts w:ascii="Times New Roman" w:hAnsi="Times New Roman"/>
           <w:u w:val="none"/>
         </w:rPr>
-        <w:t>现有做法比较：①人工巡查+地面划线（来源：现场观察）——成本低但无实时性、不可扩展；②摄像头识别车牌（来源：公开行业资料）——实时但涉及隐私与合规，成本高；③地磁/超声波检测（来源：智能停车文献与商用方案）——隐私友好、可扩展，本项目采用该路线。比较记录见 docs/benchmark_W03。</w:t>
+        <w:t>现有做法比较：①人工巡查+地面划线（来源：现场观察）——成本低但无实时性、不可扩展；②摄像头识别车牌（来源：公开行业资料）——实时但多含车牌采集，隐私与合规成本高；③YOLO视觉占用检测（来源：智能停车文献与商用方案，配置不识别身份）——实时、可扩展、隐私友好，本项目作为主路线；④地磁/超声波检测（来源：智能停车文献）——低成本互补校验。比较记录见 docs/benchmark_W03。</w:t>
       </w:r>
     </w:p>
     <w:p>
